--- a/docs/Lessons/Lesson 14 - Raising the Stakes/Handouts/Lesson_14_Handout_GameMaker.docx
+++ b/docs/Lessons/Lesson 14 - Raising the Stakes/Handouts/Lesson_14_Handout_GameMaker.docx
@@ -188,6 +188,68 @@
     </w:p>
     <w:p>
       <w:pPr>
+        <w:spacing w:after="40" w:before="120"/>
+        <w:jc w:val="center"/>
+      </w:pPr>
+      <w:r>
+        <w:drawing>
+          <wp:inline distT="0" distB="0" distL="0" distR="0">
+            <wp:extent cx="4937760" cy="4288536"/>
+            <wp:effectExtent t="0" r="0" b="0" l="0"/>
+            <wp:docPr id="1" name="" descr="" title=""/>
+            <wp:cNvGraphicFramePr>
+              <a:graphicFrameLocks xmlns:a="http://schemas.openxmlformats.org/drawingml/2006/main" noChangeAspect="1"/>
+            </wp:cNvGraphicFramePr>
+            <a:graphic xmlns:a="http://schemas.openxmlformats.org/drawingml/2006/main">
+              <a:graphicData uri="http://schemas.openxmlformats.org/drawingml/2006/picture">
+                <pic:pic xmlns:pic="http://schemas.openxmlformats.org/drawingml/2006/picture">
+                  <pic:nvPicPr>
+                    <pic:cNvPr id="0" name="" descr=""/>
+                    <pic:cNvPicPr>
+                      <a:picLocks noChangeAspect="1" noChangeArrowheads="1"/>
+                    </pic:cNvPicPr>
+                  </pic:nvPicPr>
+                  <pic:blipFill>
+                    <a:blip r:embed="rId10" cstate="none"/>
+                    <a:srcRect/>
+                    <a:stretch>
+                      <a:fillRect/>
+                    </a:stretch>
+                  </pic:blipFill>
+                  <pic:spPr bwMode="auto">
+                    <a:xfrm>
+                      <a:off x="0" y="0"/>
+                      <a:ext cx="4937760" cy="4288536"/>
+                    </a:xfrm>
+                    <a:prstGeom prst="rect">
+                      <a:avLst/>
+                    </a:prstGeom>
+                  </pic:spPr>
+                </pic:pic>
+              </a:graphicData>
+            </a:graphic>
+          </wp:inline>
+        </w:drawing>
+      </w:r>
+    </w:p>
+    <w:p>
+      <w:pPr>
+        <w:spacing w:after="160"/>
+        <w:jc w:val="center"/>
+      </w:pPr>
+      <w:r>
+        <w:rPr>
+          <w:i/>
+          <w:iCs/>
+          <w:color w:val="888888"/>
+          <w:sz w:val="16"/>
+          <w:szCs w:val="16"/>
+        </w:rPr>
+        <w:t xml:space="preserve">Whether the spawn loop and the reset live in two places or two genuinely different scripts, the rule is the same: one formula, referenced everywhere.</w:t>
+      </w:r>
+    </w:p>
+    <w:p>
+      <w:pPr>
         <w:pStyle w:val="ListParagraph"/>
         <w:numPr>
           <w:ilvl w:val="0"/>
@@ -196,7 +258,7 @@
         <w:spacing w:after="60"/>
       </w:pPr>
       <w:r>
-        <w:t xml:space="preserve">In scr_start_game's spawn_wave() function, change the fixed "repeat (5)" loop into "repeat (4 + obj_spawner.wave)" (code below) - wave 1 spawns 5, wave 2 spawns 6, wave 3 spawns 7.</w:t>
+        <w:t xml:space="preserve">In spawn_enemies() (its own Script resource, scr_spawn_enemies), change the fixed "repeat (5)" loop into "repeat (4 + obj_gamemanager.wave)" (code below) - wave 1 spawns 5, wave 2 spawns 6, wave 3 spawns 7. spawn_enemies() is a free-standing global function, not owned by obj_gamemanager, so wave needs the obj_gamemanager. prefix here.</w:t>
       </w:r>
     </w:p>
     <w:p>
@@ -209,7 +271,7 @@
         <w:spacing w:after="60"/>
       </w:pPr>
       <w:r>
-        <w:t xml:space="preserve">Wherever enemies_remaining gets reset to 5 for a new wave, change that to 4 + wave too - these two places must always agree.</w:t>
+        <w:t xml:space="preserve">Wherever enemies_remaining gets reset to 5 for a new wave - inside start_game() and inside obj_bullet's win-check else branch - change that to 4 + wave too (that line already runs after wave is set/advanced in both spots, so no reordering needed) - all three places (the spawn loop and both resets) must always agree.</w:t>
       </w:r>
     </w:p>
     <w:p>
@@ -237,7 +299,7 @@
           <w:sz w:val="20"/>
           <w:szCs w:val="20"/>
         </w:rPr>
-        <w:t xml:space="preserve">// spawn_wave() (revised):</w:t>
+        <w:t xml:space="preserve">// spawn_enemies() in scr_spawn_enemies (revised - count only, unchanged contract):</w:t>
       </w:r>
       <w:r>
         <w:br/>
@@ -249,7 +311,7 @@
           <w:sz w:val="20"/>
           <w:szCs w:val="20"/>
         </w:rPr>
-        <w:t xml:space="preserve">function spawn_wave() {</w:t>
+        <w:t xml:space="preserve">function spawn_enemies() {</w:t>
       </w:r>
       <w:r>
         <w:br/>
@@ -261,7 +323,7 @@
           <w:sz w:val="20"/>
           <w:szCs w:val="20"/>
         </w:rPr>
-        <w:t xml:space="preserve">    var count = 4 + wave;</w:t>
+        <w:t xml:space="preserve">    repeat (4 + obj_gamemanager.wave) {</w:t>
       </w:r>
       <w:r>
         <w:br/>
@@ -273,7 +335,7 @@
           <w:sz w:val="20"/>
           <w:szCs w:val="20"/>
         </w:rPr>
-        <w:t xml:space="preserve">    repeat (count) {</w:t>
+        <w:t xml:space="preserve">        var inst = instance_create_layer(x, y, "Instances", obj_enemy);</w:t>
       </w:r>
       <w:r>
         <w:br/>
@@ -285,7 +347,7 @@
           <w:sz w:val="20"/>
           <w:szCs w:val="20"/>
         </w:rPr>
-        <w:t xml:space="preserve">        var inst = instance_create_layer(x, y, "Instances", obj_enemy);</w:t>
+        <w:t xml:space="preserve">        // ...existing per-enemy positioning...</w:t>
       </w:r>
       <w:r>
         <w:br/>
@@ -297,7 +359,7 @@
           <w:sz w:val="20"/>
           <w:szCs w:val="20"/>
         </w:rPr>
-        <w:t xml:space="preserve">        // ...existing per-enemy positioning...</w:t>
+        <w:t xml:space="preserve">    }</w:t>
       </w:r>
       <w:r>
         <w:br/>
@@ -309,7 +371,7 @@
           <w:sz w:val="20"/>
           <w:szCs w:val="20"/>
         </w:rPr>
-        <w:t xml:space="preserve">    }</w:t>
+        <w:t xml:space="preserve">}</w:t>
       </w:r>
       <w:r>
         <w:br/>
@@ -321,7 +383,7 @@
           <w:sz w:val="20"/>
           <w:szCs w:val="20"/>
         </w:rPr>
-        <w:t xml:space="preserve">    enemies_remaining = count;</w:t>
+        <w:t xml:space="preserve"/>
       </w:r>
       <w:r>
         <w:br/>
@@ -333,7 +395,55 @@
           <w:sz w:val="20"/>
           <w:szCs w:val="20"/>
         </w:rPr>
-        <w:t xml:space="preserve">}</w:t>
+        <w:t xml:space="preserve">// scr_start_game's start_game() (revised, enemies_remaining line only):</w:t>
+      </w:r>
+      <w:r>
+        <w:br/>
+        <w:t xml:space="preserve"/>
+      </w:r>
+      <w:r>
+        <w:rPr>
+          <w:rFonts w:ascii="Consolas" w:cs="Consolas" w:eastAsia="Consolas" w:hAnsi="Consolas"/>
+          <w:sz w:val="20"/>
+          <w:szCs w:val="20"/>
+        </w:rPr>
+        <w:t xml:space="preserve">obj_gamemanager.enemies_remaining = 4 + obj_gamemanager.wave;</w:t>
+      </w:r>
+      <w:r>
+        <w:br/>
+        <w:t xml:space="preserve"/>
+      </w:r>
+      <w:r>
+        <w:rPr>
+          <w:rFonts w:ascii="Consolas" w:cs="Consolas" w:eastAsia="Consolas" w:hAnsi="Consolas"/>
+          <w:sz w:val="20"/>
+          <w:szCs w:val="20"/>
+        </w:rPr>
+        <w:t xml:space="preserve"/>
+      </w:r>
+      <w:r>
+        <w:br/>
+        <w:t xml:space="preserve"/>
+      </w:r>
+      <w:r>
+        <w:rPr>
+          <w:rFonts w:ascii="Consolas" w:cs="Consolas" w:eastAsia="Consolas" w:hAnsi="Consolas"/>
+          <w:sz w:val="20"/>
+          <w:szCs w:val="20"/>
+        </w:rPr>
+        <w:t xml:space="preserve">// obj_bullet's win-check else branch (revised, enemies_remaining line only):</w:t>
+      </w:r>
+      <w:r>
+        <w:br/>
+        <w:t xml:space="preserve"/>
+      </w:r>
+      <w:r>
+        <w:rPr>
+          <w:rFonts w:ascii="Consolas" w:cs="Consolas" w:eastAsia="Consolas" w:hAnsi="Consolas"/>
+          <w:sz w:val="20"/>
+          <w:szCs w:val="20"/>
+        </w:rPr>
+        <w:t xml:space="preserve">obj_gamemanager.enemies_remaining = 4 + obj_gamemanager.wave;</w:t>
       </w:r>
     </w:p>
     <w:p>
@@ -367,7 +477,7 @@
         <w:spacing w:after="60"/>
       </w:pPr>
       <w:r>
-        <w:t xml:space="preserve">On spawn_wave()'s Repeat block, replace the fixed value 5 with an Addition block combining 4 and the wave Variable.</w:t>
+        <w:t xml:space="preserve">In scr_spawn_enemies, on spawn_enemies()'s Repeat block, replace the fixed value 5 with an Addition block combining 4 and a "Variable" block (Target obj_gamemanager, Variable wave).</w:t>
       </w:r>
     </w:p>
     <w:p>
@@ -380,25 +490,87 @@
         <w:spacing w:after="60"/>
       </w:pPr>
       <w:r>
-        <w:t xml:space="preserve">On each created instance, add a "Set Instance Variable" block for enemy_speed, fed by an Addition block combining 1 and (wave - 1) times 0.5.</w:t>
-      </w:r>
-    </w:p>
-    <w:p>
-      <w:pPr>
-        <w:pStyle w:val="Heading2"/>
-      </w:pPr>
-      <w:r>
-        <w:t xml:space="preserve">Level 2 - Complete (Alpha/Beta)</w:t>
+        <w:t xml:space="preserve">On each created instance, add a "Set Instance Variable" block for enemy_speed, fed by an Addition block combining 1 and (a Variable block for obj_gamemanager.wave, minus 1) times 0.5.</w:t>
+      </w:r>
+    </w:p>
+    <w:p>
+      <w:pPr>
+        <w:spacing w:after="40" w:before="120"/>
+        <w:jc w:val="center"/>
+      </w:pPr>
+      <w:r>
+        <w:drawing>
+          <wp:inline distT="0" distB="0" distL="0" distR="0">
+            <wp:extent cx="4206240" cy="5943600"/>
+            <wp:effectExtent t="0" r="0" b="0" l="0"/>
+            <wp:docPr id="1" name="" descr="" title=""/>
+            <wp:cNvGraphicFramePr>
+              <a:graphicFrameLocks xmlns:a="http://schemas.openxmlformats.org/drawingml/2006/main" noChangeAspect="1"/>
+            </wp:cNvGraphicFramePr>
+            <a:graphic xmlns:a="http://schemas.openxmlformats.org/drawingml/2006/main">
+              <a:graphicData uri="http://schemas.openxmlformats.org/drawingml/2006/picture">
+                <pic:pic xmlns:pic="http://schemas.openxmlformats.org/drawingml/2006/picture">
+                  <pic:nvPicPr>
+                    <pic:cNvPr id="0" name="" descr=""/>
+                    <pic:cNvPicPr>
+                      <a:picLocks noChangeAspect="1" noChangeArrowheads="1"/>
+                    </pic:cNvPicPr>
+                  </pic:nvPicPr>
+                  <pic:blipFill>
+                    <a:blip r:embed="rId11" cstate="none"/>
+                    <a:srcRect/>
+                    <a:stretch>
+                      <a:fillRect/>
+                    </a:stretch>
+                  </pic:blipFill>
+                  <pic:spPr bwMode="auto">
+                    <a:xfrm>
+                      <a:off x="0" y="0"/>
+                      <a:ext cx="4206240" cy="5943600"/>
+                    </a:xfrm>
+                    <a:prstGeom prst="rect">
+                      <a:avLst/>
+                    </a:prstGeom>
+                  </pic:spPr>
+                </pic:pic>
+              </a:graphicData>
+            </a:graphic>
+          </wp:inline>
+        </w:drawing>
       </w:r>
     </w:p>
     <w:p>
       <w:pPr>
         <w:spacing w:after="160"/>
+        <w:jc w:val="center"/>
       </w:pPr>
       <w:r>
         <w:rPr>
           <w:i/>
           <w:iCs/>
+          <w:color w:val="888888"/>
+          <w:sz w:val="16"/>
+          <w:szCs w:val="16"/>
+        </w:rPr>
+        <w:t xml:space="preserve">spawn_enemies(), start_game(), and obj_bullet's win-check Else branch - three blocks change, in three different scripts, the exact same formula in each.</w:t>
+      </w:r>
+    </w:p>
+    <w:p>
+      <w:pPr>
+        <w:pStyle w:val="Heading2"/>
+      </w:pPr>
+      <w:r>
+        <w:t xml:space="preserve">Level 2 - Complete (Alpha/Beta)</w:t>
+      </w:r>
+    </w:p>
+    <w:p>
+      <w:pPr>
+        <w:spacing w:after="160"/>
+      </w:pPr>
+      <w:r>
+        <w:rPr>
+          <w:i/>
+          <w:iCs/>
         </w:rPr>
         <w:t xml:space="preserve">Enemy speed ALSO increases each wave, on top of the growing count. Restarting correctly returns everything to wave 1's original values.</w:t>
       </w:r>
@@ -413,7 +585,7 @@
         <w:spacing w:after="60"/>
       </w:pPr>
       <w:r>
-        <w:t xml:space="preserve">In spawn_wave(), right after creating each enemy instance, set its speed based on the wave: inst.enemy_speed = 1 + (wave - 1) * 0.5;.</w:t>
+        <w:t xml:space="preserve">In spawn_enemies(), right after creating each enemy instance, set its speed based on the wave: inst.enemy_speed = 1 + (obj_gamemanager.wave - 1) * 0.5;.</w:t>
       </w:r>
     </w:p>
     <w:p>
@@ -559,7 +731,7 @@
         <w:spacing w:after="60"/>
       </w:pPr>
       <w:r>
-        <w:t xml:space="preserve">Every wave still spawns exactly 5: confirm the repeat loop actually uses (4 + wave) and not a leftover literal 5.</w:t>
+        <w:t xml:space="preserve">Every wave still spawns exactly 5: confirm spawn_enemies()'s repeat loop actually uses (4 + obj_gamemanager.wave) and not a leftover literal 5.</w:t>
       </w:r>
     </w:p>
     <w:p>
@@ -572,7 +744,7 @@
         <w:spacing w:after="60"/>
       </w:pPr>
       <w:r>
-        <w:t xml:space="preserve">"You Win!" fires early or never: confirm enemies_remaining is reset using the SAME formula everywhere it's set.</w:t>
+        <w:t xml:space="preserve">"You Win!" fires early or never: confirm enemies_remaining is reset using the SAME formula everywhere it's set - start_game(), obj_bullet's win-check else branch, and spawn_enemies()'s own loop count must all agree.</w:t>
       </w:r>
     </w:p>
     <w:p>
@@ -585,7 +757,7 @@
         <w:spacing w:after="60"/>
       </w:pPr>
       <w:r>
-        <w:t xml:space="preserve">Speed doesn't change between waves: confirm each new instance's enemy_speed is being set INSIDE spawn_wave(), and that obj_enemy's Step event actually reads enemy_speed instead of a leftover literal 1.</w:t>
+        <w:t xml:space="preserve">Speed doesn't change between waves: confirm each new instance's enemy_speed is being set INSIDE spawn_enemies(), and that obj_enemy's Step event actually reads enemy_speed instead of a leftover literal 1.</w:t>
       </w:r>
     </w:p>
     <w:p>

--- a/docs/Lessons/Lesson 14 - Raising the Stakes/Handouts/Lesson_14_Handout_GameMaker.docx
+++ b/docs/Lessons/Lesson 14 - Raising the Stakes/Handouts/Lesson_14_Handout_GameMaker.docx
@@ -295,6 +295,20 @@
       </w:pPr>
       <w:r>
         <w:rPr>
+          <w:i/>
+          <w:iCs/>
+          <w:color w:val="555555"/>
+          <w:sz w:val="18"/>
+          <w:szCs w:val="18"/>
+        </w:rPr>
+        <w:t xml:space="preserve">Highlighted lines are new this week; everything else is code you already have.</w:t>
+      </w:r>
+      <w:r>
+        <w:br/>
+        <w:t xml:space="preserve"/>
+      </w:r>
+      <w:r>
+        <w:rPr>
           <w:rFonts w:ascii="Consolas" w:cs="Consolas" w:eastAsia="Consolas" w:hAnsi="Consolas"/>
           <w:sz w:val="20"/>
           <w:szCs w:val="20"/>
@@ -322,6 +336,7 @@
           <w:rFonts w:ascii="Consolas" w:cs="Consolas" w:eastAsia="Consolas" w:hAnsi="Consolas"/>
           <w:sz w:val="20"/>
           <w:szCs w:val="20"/>
+          <w:shd w:fill="FFE98A" w:val="clear"/>
         </w:rPr>
         <w:t xml:space="preserve">    repeat (4 + obj_gamemanager.wave) {</w:t>
       </w:r>
@@ -406,6 +421,7 @@
           <w:rFonts w:ascii="Consolas" w:cs="Consolas" w:eastAsia="Consolas" w:hAnsi="Consolas"/>
           <w:sz w:val="20"/>
           <w:szCs w:val="20"/>
+          <w:shd w:fill="FFE98A" w:val="clear"/>
         </w:rPr>
         <w:t xml:space="preserve">obj_gamemanager.enemies_remaining = 4 + obj_gamemanager.wave;</w:t>
       </w:r>
@@ -442,6 +458,7 @@
           <w:rFonts w:ascii="Consolas" w:cs="Consolas" w:eastAsia="Consolas" w:hAnsi="Consolas"/>
           <w:sz w:val="20"/>
           <w:szCs w:val="20"/>
+          <w:shd w:fill="FFE98A" w:val="clear"/>
         </w:rPr>
         <w:t xml:space="preserve">obj_gamemanager.enemies_remaining = 4 + obj_gamemanager.wave;</w:t>
       </w:r>

--- a/docs/Lessons/Lesson 14 - Raising the Stakes/Handouts/Lesson_14_Handout_GameMaker.docx
+++ b/docs/Lessons/Lesson 14 - Raising the Stakes/Handouts/Lesson_14_Handout_GameMaker.docx
@@ -258,7 +258,7 @@
         <w:spacing w:after="60"/>
       </w:pPr>
       <w:r>
-        <w:t xml:space="preserve">In spawn_enemies() (its own Script resource, scr_spawn_enemies), change the fixed "repeat (5)" loop into "repeat (4 + obj_gamemanager.wave)" (code below) - wave 1 spawns 5, wave 2 spawns 6, wave 3 spawns 7. spawn_enemies() is a free-standing global function, not owned by obj_gamemanager, so wave needs the obj_gamemanager. prefix here.</w:t>
+        <w:t xml:space="preserve">In spawn_enemies() (its own Script resource, scr_spawn_enemies), change the fixed "for (var enemy_count = 0; enemy_count &lt; 5; enemy_count++)" loop's bound into "enemy_count &lt; 4 + obj_gamemanager.wave" (code below) - wave 1 spawns 5, wave 2 spawns 6, wave 3 spawns 7. spawn_enemies() is a free-standing global function, not owned by obj_gamemanager, so wave needs the obj_gamemanager. prefix here.</w:t>
       </w:r>
     </w:p>
     <w:p>
@@ -271,7 +271,7 @@
         <w:spacing w:after="60"/>
       </w:pPr>
       <w:r>
-        <w:t xml:space="preserve">Wherever enemies_remaining gets reset to 5 for a new wave - inside start_game() and inside obj_bullet's win-check else branch - change that to 4 + wave too (that line already runs after wave is set/advanced in both spots, so no reordering needed) - all three places (the spawn loop and both resets) must always agree.</w:t>
+        <w:t xml:space="preserve">Wherever enemies_remaining gets reset to 5 for a new wave - inside start_game() and inside wave_cleared()'s else branch (the Lesson 10/11 Stalemate-fix function, called from both obj_bullet's Collision event and obj_enemy's escape branch) - change that to 4 + wave too (that line already runs after wave is set/advanced in both spots, so no reordering needed) - all three places (the spawn loop and both resets) must always agree.</w:t>
       </w:r>
     </w:p>
     <w:p>
@@ -338,7 +338,7 @@
           <w:szCs w:val="20"/>
           <w:shd w:fill="FFE98A" w:val="clear"/>
         </w:rPr>
-        <w:t xml:space="preserve">    repeat (4 + obj_gamemanager.wave) {</w:t>
+        <w:t xml:space="preserve">    for (var enemy_count = 0; enemy_count &lt; 4 + obj_gamemanager.wave; enemy_count++) {</w:t>
       </w:r>
       <w:r>
         <w:br/>
@@ -350,7 +350,7 @@
           <w:sz w:val="20"/>
           <w:szCs w:val="20"/>
         </w:rPr>
-        <w:t xml:space="preserve">        var inst = instance_create_layer(x, y, "Instances", obj_enemy);</w:t>
+        <w:t xml:space="preserve">        var new_enemy = instance_create_layer(x, y, "Instances", obj_enemy);</w:t>
       </w:r>
       <w:r>
         <w:br/>
@@ -447,7 +447,7 @@
           <w:sz w:val="20"/>
           <w:szCs w:val="20"/>
         </w:rPr>
-        <w:t xml:space="preserve">// obj_bullet's win-check else branch (revised, enemies_remaining line only):</w:t>
+        <w:t xml:space="preserve">// wave_cleared()'s else branch (revised, enemies_remaining line only - wave_cleared() already runs AFTER obj_gamemanager.wave += 1, so this reads the already-advanced wave):</w:t>
       </w:r>
       <w:r>
         <w:br/>
@@ -494,7 +494,7 @@
         <w:spacing w:after="60"/>
       </w:pPr>
       <w:r>
-        <w:t xml:space="preserve">In scr_spawn_enemies, on spawn_enemies()'s Repeat block, replace the fixed value 5 with an Addition block combining 4 and a "Variable" block (Target obj_gamemanager, Variable wave).</w:t>
+        <w:t xml:space="preserve">In scr_spawn_enemies, on spawn_enemies()'s Repeat block (the Visual path's own equivalent of the Code path's for loop, established back in Lesson 5 - Visual deliberately uses the simpler Repeat block rather than exposing a full for-loop header), replace the fixed value 5 with an Addition block combining 4 and a "Variable" block (Target obj_gamemanager, Variable wave).</w:t>
       </w:r>
     </w:p>
     <w:p>
@@ -569,7 +569,7 @@
           <w:sz w:val="16"/>
           <w:szCs w:val="16"/>
         </w:rPr>
-        <w:t xml:space="preserve">spawn_enemies(), start_game(), and obj_bullet's win-check Else branch - three blocks change, in three different scripts, the exact same formula in each.</w:t>
+        <w:t xml:space="preserve">spawn_enemies(), start_game(), and wave_cleared()'s Else branch - three blocks change, in three different scripts, the exact same formula in each.</w:t>
       </w:r>
     </w:p>
     <w:p>
@@ -602,7 +602,7 @@
         <w:spacing w:after="60"/>
       </w:pPr>
       <w:r>
-        <w:t xml:space="preserve">In spawn_enemies(), right after creating each enemy instance, set its speed based on the wave: inst.enemy_speed = 1 + (obj_gamemanager.wave - 1) * 0.5;.</w:t>
+        <w:t xml:space="preserve">In spawn_enemies(), right after creating each enemy instance, set its speed based on the wave: new_enemy.enemy_speed = 1 + (obj_gamemanager.wave - 1) * 0.5;.</w:t>
       </w:r>
     </w:p>
     <w:p>
@@ -748,7 +748,7 @@
         <w:spacing w:after="60"/>
       </w:pPr>
       <w:r>
-        <w:t xml:space="preserve">Every wave still spawns exactly 5: confirm spawn_enemies()'s repeat loop actually uses (4 + obj_gamemanager.wave) and not a leftover literal 5.</w:t>
+        <w:t xml:space="preserve">Every wave still spawns exactly 5: confirm spawn_enemies()'s for-loop bound actually uses (4 + obj_gamemanager.wave) and not a leftover literal 5.</w:t>
       </w:r>
     </w:p>
     <w:p>
@@ -761,7 +761,7 @@
         <w:spacing w:after="60"/>
       </w:pPr>
       <w:r>
-        <w:t xml:space="preserve">"You Win!" fires early or never: confirm enemies_remaining is reset using the SAME formula everywhere it's set - start_game(), obj_bullet's win-check else branch, and spawn_enemies()'s own loop count must all agree.</w:t>
+        <w:t xml:space="preserve">"You Win!" fires early or never: confirm enemies_remaining is reset using the SAME formula everywhere it's set - start_game(), wave_cleared()'s else branch, and spawn_enemies()'s own loop bound must all agree.</w:t>
       </w:r>
     </w:p>
     <w:p>
